--- a/OLD/Шаблоны запросов/Запрос в Гостехнадзор.docx
+++ b/OLD/Шаблоны запросов/Запрос в Гостехнадзор.docx
@@ -52,7 +52,7 @@
       <w:r>
         <w:rPr>
           <w:rFonts w:ascii="Times New Roman" w:cs="Times New Roman" w:eastAsia="Times New Roman" w:hAnsi="Times New Roman"/>
-          <w:sz w:val="20"/>
+          <w:sz w:val="14"/>
           <w:szCs w:val="20"/>
           <w:rtl w:val="0"/>
         </w:rPr>
@@ -61,9 +61,9 @@
       <w:r>
         <w:rPr>
           <w:rFonts w:ascii="Times New Roman" w:cs="Times New Roman" w:eastAsia="Times New Roman" w:hAnsi="Times New Roman"/>
-          <w:b w:val="1"/>
-          <w:bCs w:val="1"/>
-          <w:sz w:val="20"/>
+          <w:b/>
+          <w:bCs w:val="1"/>
+          <w:sz w:val="14"/>
           <w:szCs w:val="20"/>
           <w:rtl w:val="0"/>
         </w:rPr>
@@ -85,7 +85,7 @@
       <w:r>
         <w:rPr>
           <w:rFonts w:ascii="Times New Roman" w:cs="Times New Roman" w:eastAsia="Times New Roman" w:hAnsi="Times New Roman"/>
-          <w:sz w:val="20"/>
+          <w:sz w:val="14"/>
           <w:szCs w:val="20"/>
           <w:rtl w:val="0"/>
         </w:rPr>
@@ -94,7 +94,7 @@
       <w:r>
         <w:rPr>
           <w:rFonts w:ascii="Times New Roman" w:cs="Times New Roman" w:eastAsia="Times New Roman" w:hAnsi="Times New Roman"/>
-          <w:sz w:val="18"/>
+          <w:sz w:val="14"/>
           <w:szCs w:val="18"/>
           <w:rtl w:val="0"/>
         </w:rPr>
@@ -116,7 +116,7 @@
       <w:r>
         <w:rPr>
           <w:rFonts w:ascii="Times New Roman" w:cs="Times New Roman" w:eastAsia="Times New Roman" w:hAnsi="Times New Roman"/>
-          <w:sz w:val="18"/>
+          <w:sz w:val="14"/>
           <w:szCs w:val="18"/>
           <w:rtl w:val="0"/>
         </w:rPr>

--- a/OLD/Шаблоны запросов/Запрос в Гостехнадзор.docx
+++ b/OLD/Шаблоны запросов/Запрос в Гостехнадзор.docx
@@ -949,7 +949,7 @@
     </w:p>
     <w:sectPr>
       <w:pgSz w:h="16834" w:w="11909" w:orient="portrait"/>
-      <w:pgMar w:bottom="620.1181102362216" w:top="283.46456692913387" w:left="992.1259842519686" w:right="572.0078740157493" w:header="720" w:footer="720"/>
+      <w:pgMar w:bottom="620" w:top="283" w:left="850" w:right="567" w:header="720" w:footer="720"/>
       <w:pgNumType w:start="1"/>
     </w:sectPr>
   </w:body>

--- a/OLD/Шаблоны запросов/Запрос в Гостехнадзор.docx
+++ b/OLD/Шаблоны запросов/Запрос в Гостехнадзор.docx
@@ -917,34 +917,6 @@
         <w:tab/>
         <w:t xml:space="preserve">{ФамилияИО АУ}            </w:t>
         <w:tab/>
-      </w:r>
-    </w:p>
-    <w:p>
-      <w:pPr>
-        <w:pageBreakBefore w:val="0"/>
-        <w:spacing w:before="240" w:lineRule="auto"/>
-        <w:jc w:val="both"/>
-        <w:rPr>
-          <w:rFonts w:ascii="Times New Roman" w:cs="Times New Roman" w:eastAsia="Times New Roman" w:hAnsi="Times New Roman"/>
-        </w:rPr>
-      </w:pPr>
-      <w:r>
-        <w:rPr>
-          <w:rFonts w:ascii="Times New Roman" w:cs="Times New Roman" w:eastAsia="Times New Roman" w:hAnsi="Times New Roman"/>
-          <w:rtl w:val="0"/>
-        </w:rPr>
-        <w:t xml:space="preserve"> </w:t>
-      </w:r>
-    </w:p>
-    <w:p>
-      <w:pPr>
-        <w:pageBreakBefore w:val="0"/>
-        <w:rPr/>
-      </w:pPr>
-      <w:r>
-        <w:rPr>
-          <w:rtl w:val="0"/>
-        </w:rPr>
       </w:r>
     </w:p>
     <w:sectPr>
